--- a/data/Agreements Multilateral_MoU focused on the development of telecommunications and information.docx
+++ b/data/Agreements Multilateral_MoU focused on the development of telecommunications and information.docx
@@ -2,13 +2,13 @@
 <file path=word/document.xml><?xml version="1.0" encoding="utf-8"?>
 <w:document xmlns:w="http://schemas.openxmlformats.org/wordprocessingml/2006/main" xmlns:m="http://schemas.openxmlformats.org/officeDocument/2006/math" xmlns:r="http://schemas.openxmlformats.org/officeDocument/2006/relationships" xmlns:o="urn:schemas-microsoft-com:office:office" xmlns:v="urn:schemas-microsoft-com:vml" xmlns:w10="urn:schemas-microsoft-com:office:word" xmlns:a="http://schemas.openxmlformats.org/drawingml/2006/main" xmlns:pic="http://schemas.openxmlformats.org/drawingml/2006/picture" xmlns:wp="http://schemas.openxmlformats.org/drawingml/2006/wordprocessingDrawing">
   <w:body>
-    <w:bookmarkStart w:id="26" w:name="Xcee473a8b9468b6429032287bb3e1153fa44b77"/>
+    <w:bookmarkStart w:id="26" w:name="Xc8b39688e1c8f17e7247739d217c5d9b4a4bef8"/>
     <w:p>
       <w:pPr>
         <w:pStyle w:val="Heading1"/>
       </w:pPr>
       <w:r>
-        <w:t xml:space="preserve">Peru and RedCLARA Sign MoU to Enhance Telecommunications and Foster International Cooperation</w:t>
+        <w:t xml:space="preserve">Peru and RedCLARA Strengthen Cooperation in Telecommunications and Technology through BELLA II Project</w:t>
       </w:r>
     </w:p>
     <w:p>
@@ -38,7 +38,7 @@
         <w:t xml:space="preserve">Location</w:t>
       </w:r>
       <w:r>
-        <w:t xml:space="preserve">: Perú</w:t>
+        <w:t xml:space="preserve">: Peru</w:t>
       </w:r>
     </w:p>
     <w:bookmarkStart w:id="20" w:name="executive-summary"/>
@@ -55,7 +55,7 @@
         <w:pStyle w:val="FirstParagraph"/>
       </w:pPr>
       <w:r>
-        <w:t xml:space="preserve">On February 4, 2025, Peru’s Ministry of Transport and Communications (MTC) and RedCLARA signed a Memorandum of Understanding (MoU) to enhance telecommunications and information technology in Latin America and the Caribbean. This agreement aims to foster collaboration on key initiatives, particularly the BELLA II project, which seeks to expand RedCLARA’s digital infrastructure and connect the region with Europe. The MoU, valid for two years with automatic renewal, emphasizes the importance of significant connectivity for socioeconomic development in Peru. Additionally, strategic meetings held in November 2024 focused on establishing a National Research and Education Network (RNIE) in Peru, involving various stakeholders to enhance advanced connectivity and resource sharing, aligning with Peru’s National Development Strategic Plan. These efforts are crucial for strengthening science, education, and innovation in the country.</w:t>
+        <w:t xml:space="preserve">In 2025, Peru’s Ministry of Transport and Communications (MTC) and RedCLARA signed a Memorandum of Understanding to enhance telecommunications and ICT development, focusing on expanding digital infrastructure and fostering innovation in Latin America and the Caribbean. This collaboration supports the BELLA II project, which aims to connect the region with Europe through advanced technologies. Strategic meetings held in Peru involved key scientific and educational stakeholders to advance the establishment of a National Research and Education Network (RNIE), aligning with Peru’s National Development Strategic Plan. These efforts aim to strengthen connectivity, promote regional cooperation, and leverage technologies like the Copernicus program to boost scientific research and address socioeconomic challenges. The MoU, initially valid for two years with automatic renewal, sets a roadmap for collaborative projects to enhance education, research, and innovation, positioning Peru and the region as leaders in digital technology and international cooperation.</w:t>
       </w:r>
     </w:p>
     <w:bookmarkEnd w:id="20"/>
@@ -77,7 +77,7 @@
         </w:numPr>
       </w:pPr>
       <w:r>
-        <w:t xml:space="preserve">A Memorandum of Understanding (MoU) was signed between Peru’s Ministry of Transport and Communications and RedCLARA to enhance telecommunications and ICT development in Latin America and the Caribbean.</w:t>
+        <w:t xml:space="preserve">Perú and RedCLARA signed a two-year MoU to enhance telecommunications and ICT development, focusing on digital ecosystem strengthening and innovation in Latin America and the Caribbean.</w:t>
       </w:r>
     </w:p>
     <w:p>
@@ -89,7 +89,7 @@
         </w:numPr>
       </w:pPr>
       <w:r>
-        <w:t xml:space="preserve">The MoU aims to promote collaboration on key initiatives, particularly the BELLA II project, which focuses on expanding digital infrastructure and connectivity between Latin America and Europe.</w:t>
+        <w:t xml:space="preserve">The MoU supports the BELLA II project, aiming to expand RedCLARA’s digital infrastructure and connect Latin America and the Caribbean with Europe via advanced technologies.</w:t>
       </w:r>
     </w:p>
     <w:p>
@@ -101,7 +101,7 @@
         </w:numPr>
       </w:pPr>
       <w:r>
-        <w:t xml:space="preserve">Strategic meetings were held to advance the establishment of a National Research and Education Network (RNIE) in Peru, involving various stakeholders from scientific and educational sectors.</w:t>
+        <w:t xml:space="preserve">Strategic meetings in Peru involved key scientific and educational stakeholders to advance the establishment of a National Research and Education Network (RNIE) aligned with Peru’s National Development Strategic Plan.</w:t>
       </w:r>
     </w:p>
     <w:p>
@@ -113,7 +113,7 @@
         </w:numPr>
       </w:pPr>
       <w:r>
-        <w:t xml:space="preserve">The meetings emphasized the importance of integrating stakeholders to enhance connectivity and leverage advanced technologies for scientific research and socioeconomic development.</w:t>
+        <w:t xml:space="preserve">The collaboration promotes advanced connectivity, shared resources, and integration into RedCLARA’s regional network, fostering science, education, and innovation.</w:t>
       </w:r>
     </w:p>
     <w:p>
@@ -125,7 +125,7 @@
         </w:numPr>
       </w:pPr>
       <w:r>
-        <w:t xml:space="preserve">The MoU has an initial duration of two years, with automatic renewal to ensure ongoing efforts in developing ICT and establishing Peru as a technology and innovation hub.</w:t>
+        <w:t xml:space="preserve">The initiative includes leveraging technologies like the Copernicus program to address socioeconomic challenges and enhance regional cooperation.</w:t>
       </w:r>
     </w:p>
     <w:bookmarkEnd w:id="21"/>
@@ -195,7 +195,7 @@
               <w:pStyle w:val="Compact"/>
             </w:pPr>
             <w:r>
-              <w:t xml:space="preserve">Ministerio de Transportes y Comunicaciones del Perú (MTC); Carla Paola Sosa Vela; Luis Eliécer Cadenas; Delegación de la Unión Europea en Perú; Cecilia Ortiz; National Strategic Planning Center (CEPLAN); National Commission for Aerospace Research and Development (CONIDA); National Council of Science, Technology, and Innovation (CONCYTEC); National Telecommunications Program (Pronatel)</w:t>
+              <w:t xml:space="preserve">Ministerio de Transportes y Comunicaciones del Perú; Government Officials: Carla Paola Sosa Vela; EU Delegations; European Union</w:t>
             </w:r>
           </w:p>
         </w:tc>
@@ -219,31 +219,7 @@
               <w:pStyle w:val="Compact"/>
             </w:pPr>
             <w:r>
-              <w:t xml:space="preserve">RedCLARA; BELLA II project</w:t>
-            </w:r>
-          </w:p>
-        </w:tc>
-      </w:tr>
-      <w:tr>
-        <w:tc>
-          <w:tcPr/>
-          <w:p>
-            <w:pPr>
-              <w:pStyle w:val="Compact"/>
-            </w:pPr>
-            <w:r>
-              <w:t xml:space="preserve">Economic Actors</w:t>
-            </w:r>
-          </w:p>
-        </w:tc>
-        <w:tc>
-          <w:tcPr/>
-          <w:p>
-            <w:pPr>
-              <w:pStyle w:val="Compact"/>
-            </w:pPr>
-            <w:r>
-              <w:t xml:space="preserve">European Union</w:t>
+              <w:t xml:space="preserve">Latin American Cooperation of Advanced Networks; RedCLARA; National Research and Education Networks; National Commission for Aerospace Research and Development (CONIDA); National Council of Science, Technology, and Innovation (CONCYTEC); Universities; Academic Institutions</w:t>
             </w:r>
           </w:p>
         </w:tc>
@@ -316,7 +292,7 @@
               <w:pStyle w:val="Compact"/>
             </w:pPr>
             <w:r>
-              <w:t xml:space="preserve">Digital Infrastructure; Digital Ecosystem</w:t>
+              <w:t xml:space="preserve">Digital Ecosystem; Digital Infrastructure</w:t>
             </w:r>
           </w:p>
         </w:tc>
@@ -340,7 +316,7 @@
               <w:pStyle w:val="Compact"/>
             </w:pPr>
             <w:r>
-              <w:t xml:space="preserve">Global Digital Cooperation; Digital &amp; Technological Partnerships</w:t>
+              <w:t xml:space="preserve">Multilateralism; Digital &amp; Technological Partnerships</w:t>
             </w:r>
           </w:p>
         </w:tc>
@@ -365,7 +341,7 @@
         </w:numPr>
       </w:pPr>
       <w:r>
-        <w:t xml:space="preserve">Memorandum of Understanding (MoU) signed between the Ministry of Transport and Communications of Peru and RedCLARA to enhance cooperation in telecommunications and information technology, focusing on the BELLA II project.</w:t>
+        <w:t xml:space="preserve">The Ministry of Transport and Communications of Peru (MTC) and RedCLARA have signed a Memorandum of Understanding (MoU) to develop telecommunications and information and communication technologies (ICT), including fostering information exchange and cooperation on key initiatives such as the BELLA II project to expand digital infrastructure and connect Latin America and the Caribbean with Europe.</w:t>
       </w:r>
     </w:p>
     <w:p>
@@ -377,7 +353,7 @@
         </w:numPr>
       </w:pPr>
       <w:r>
-        <w:t xml:space="preserve">Implementation of the BELLA II project, which aims to expand RedCLARA’s digital infrastructure in Latin America and connect the region with Europe through advanced technologies.</w:t>
+        <w:t xml:space="preserve">Implementation of the BELLA II project, co-financed by the European Union, which aims to close connectivity gaps by deploying submarine cables, strengthening national and international academic networks, and enhancing the digital ecosystem in Latin America.</w:t>
       </w:r>
     </w:p>
     <w:p>
@@ -389,7 +365,7 @@
         </w:numPr>
       </w:pPr>
       <w:r>
-        <w:t xml:space="preserve">Ongoing strategic meetings in Peru to establish a National Research and Education Network (RNIE), involving key stakeholders from various sectors to enhance connectivity and access to shared resources.</w:t>
+        <w:t xml:space="preserve">Strategic meetings held in Peru involving key stakeholders (EU Cooperation Office, CEPLAN, CONIDA, CONCYTEC, Pronatel) to advance the establishment of a National Research and Education Network (RNIE) in Peru, aligned with the BELLA II project and Peru’s National Development Strategic Plan (PEND).</w:t>
       </w:r>
     </w:p>
     <w:p>
@@ -401,7 +377,19 @@
         </w:numPr>
       </w:pPr>
       <w:r>
-        <w:t xml:space="preserve">Coordination efforts to leverage advanced technologies, such as the Copernicus program, to promote scientific research and address socioeconomic challenges in Peru and Latin America.</w:t>
+        <w:t xml:space="preserve">Coordination efforts to enhance advanced connectivity and access to shared resources in Peru, facilitating its integration into the regional RedCLARA network and leveraging advanced technologies such as the Copernicus program to promote scientific research and address socioeconomic challenges.</w:t>
+      </w:r>
+    </w:p>
+    <w:p>
+      <w:pPr>
+        <w:pStyle w:val="Compact"/>
+        <w:numPr>
+          <w:ilvl w:val="0"/>
+          <w:numId w:val="1002"/>
+        </w:numPr>
+      </w:pPr>
+      <w:r>
+        <w:t xml:space="preserve">The MoU between MTC and RedCLARA includes a roadmap for collaborative projects promoting education, research, and innovation, with an initial two-year term and automatic renewal to ensure continuity in ICT development and regional technology leadership.</w:t>
       </w:r>
     </w:p>
     <w:bookmarkEnd w:id="24"/>
@@ -423,7 +411,7 @@
         </w:numPr>
       </w:pPr>
       <w:r>
-        <w:t xml:space="preserve">The Memorandum of Understanding (MoU) has an initial validity of two years, with automatic renewal to ensure continuity in the development of telecommunications and ICT.</w:t>
+        <w:t xml:space="preserve">The Memorandum of Understanding (MoU) between the Ministry of Transport and Communications of Peru (MTC) and RedCLARA has an initial duration of two years starting from February 4, 2025, with automatic renewal to ensure continuity in the development of telecommunications and ICT.</w:t>
       </w:r>
     </w:p>
     <w:p>
@@ -435,31 +423,7 @@
         </w:numPr>
       </w:pPr>
       <w:r>
-        <w:t xml:space="preserve">The BELLA II project aims to close connectivity gaps and deploy submarine cables, although specific numerical targets or deadlines for these actions are not provided in the documents.</w:t>
-      </w:r>
-    </w:p>
-    <w:p>
-      <w:pPr>
-        <w:pStyle w:val="Compact"/>
-        <w:numPr>
-          <w:ilvl w:val="0"/>
-          <w:numId w:val="1003"/>
-        </w:numPr>
-      </w:pPr>
-      <w:r>
-        <w:t xml:space="preserve">The establishment of a National Research and Education Network (RNIE) in Peru is a goal aligned with the BELLA project and Peru’s National Development Strategic Plan (PEND), but no specific deadlines or metrics are mentioned.</w:t>
-      </w:r>
-    </w:p>
-    <w:p>
-      <w:pPr>
-        <w:pStyle w:val="Compact"/>
-        <w:numPr>
-          <w:ilvl w:val="0"/>
-          <w:numId w:val="1003"/>
-        </w:numPr>
-      </w:pPr>
-      <w:r>
-        <w:t xml:space="preserve">Since there are no specific numerical targets, pledged funding amounts, or concrete deadlines for implementation mentioned in the documents, the commitments extracted are limited.</w:t>
+        <w:t xml:space="preserve">The MoU includes a commitment to promote collaborative projects to develop telecommunications and ICT infrastructure, including the expansion of RedCLARA’s digital infrastructure in the region through the BELLA II project, which aims to connect Latin America and the Caribbean with Europe via advanced technologies.</w:t>
       </w:r>
     </w:p>
     <w:bookmarkEnd w:id="25"/>
